--- a/data/HR-files/Üzemi tanács - tájékoztató.docx
+++ b/data/HR-files/Üzemi tanács - tájékoztató.docx
@@ -6,7 +6,7 @@
       <w:pPr>
         <w:jc w:val="center"/>
         <w:rPr>
-          <w:rFonts w:ascii="Poppins" w:hAnsi="Poppins" w:cs="Poppins"/>
+          <w:rFonts w:ascii="Poppins" w:hAnsi="Poppins" w:cs="Poppins" w:eastAsia="Poppins"/>
           <w:b/>
           <w:caps/>
           <w:spacing w:val="50"/>
@@ -17,7 +17,7 @@
       </w:pPr>
       <w:r>
         <w:rPr>
-          <w:rFonts w:ascii="Poppins" w:hAnsi="Poppins" w:cs="Poppins"/>
+          <w:rFonts w:ascii="Poppins" w:hAnsi="Poppins" w:cs="Poppins" w:eastAsia="Poppins"/>
           <w:b/>
           <w:caps/>
           <w:spacing w:val="50"/>
@@ -29,7 +29,7 @@
       </w:r>
       <w:r>
         <w:rPr>
-          <w:rFonts w:ascii="Poppins" w:hAnsi="Poppins" w:cs="Poppins"/>
+          <w:rFonts w:ascii="Poppins" w:hAnsi="Poppins" w:cs="Poppins" w:eastAsia="Poppins"/>
           <w:b/>
           <w:caps/>
           <w:spacing w:val="50"/>
@@ -44,7 +44,7 @@
       <w:pPr>
         <w:jc w:val="center"/>
         <w:rPr>
-          <w:rFonts w:ascii="Poppins" w:hAnsi="Poppins" w:cs="Poppins"/>
+          <w:rFonts w:ascii="Poppins" w:hAnsi="Poppins" w:cs="Poppins" w:eastAsia="Poppins"/>
           <w:b/>
           <w:caps/>
           <w:spacing w:val="50"/>
@@ -73,7 +73,7 @@
             <w:pPr>
               <w:spacing w:line="360" w:lineRule="auto"/>
               <w:rPr>
-                <w:rFonts w:ascii="Poppins" w:hAnsi="Poppins" w:cs="Poppins"/>
+                <w:rFonts w:ascii="Poppins" w:hAnsi="Poppins" w:cs="Poppins" w:eastAsia="Poppins"/>
                 <w:sz w:val="20"/>
                 <w:szCs w:val="20"/>
                 <w:highlight w:val="yellow"/>
@@ -81,7 +81,7 @@
             </w:pPr>
             <w:r>
               <w:rPr>
-                <w:rFonts w:ascii="Poppins" w:hAnsi="Poppins" w:cs="Poppins"/>
+                <w:rFonts w:ascii="Poppins" w:hAnsi="Poppins" w:cs="Poppins" w:eastAsia="Poppins"/>
                 <w:b/>
                 <w:bCs/>
                 <w:sz w:val="20"/>
@@ -92,7 +92,7 @@
             </w:r>
             <w:r>
               <w:rPr>
-                <w:rFonts w:ascii="Poppins" w:hAnsi="Poppins" w:cs="Poppins"/>
+                <w:rFonts w:ascii="Poppins" w:hAnsi="Poppins" w:cs="Poppins" w:eastAsia="Poppins"/>
                 <w:sz w:val="20"/>
                 <w:szCs w:val="20"/>
                 <w:highlight w:val="yellow"/>
@@ -109,7 +109,7 @@
             <w:pPr>
               <w:jc w:val="center"/>
               <w:rPr>
-                <w:rFonts w:ascii="Poppins" w:hAnsi="Poppins" w:cs="Poppins"/>
+                <w:rFonts w:ascii="Poppins" w:hAnsi="Poppins" w:cs="Poppins" w:eastAsia="Poppins"/>
                 <w:b/>
                 <w:caps/>
                 <w:spacing w:val="50"/>
@@ -130,7 +130,7 @@
             <w:pPr>
               <w:spacing w:line="360" w:lineRule="auto"/>
               <w:rPr>
-                <w:rFonts w:ascii="Poppins" w:hAnsi="Poppins" w:cs="Poppins"/>
+                <w:rFonts w:ascii="Poppins" w:hAnsi="Poppins" w:cs="Poppins" w:eastAsia="Poppins"/>
                 <w:b/>
                 <w:bCs/>
                 <w:sz w:val="20"/>
@@ -140,7 +140,7 @@
             </w:pPr>
             <w:r>
               <w:rPr>
-                <w:rFonts w:ascii="Poppins" w:hAnsi="Poppins" w:cs="Poppins"/>
+                <w:rFonts w:ascii="Poppins" w:hAnsi="Poppins" w:cs="Poppins" w:eastAsia="Poppins"/>
                 <w:b/>
                 <w:bCs/>
                 <w:sz w:val="20"/>
@@ -159,7 +159,7 @@
             <w:pPr>
               <w:jc w:val="center"/>
               <w:rPr>
-                <w:rFonts w:ascii="Poppins" w:hAnsi="Poppins" w:cs="Poppins"/>
+                <w:rFonts w:ascii="Poppins" w:hAnsi="Poppins" w:cs="Poppins" w:eastAsia="Poppins"/>
                 <w:b/>
                 <w:caps/>
                 <w:spacing w:val="50"/>
@@ -180,7 +180,7 @@
             <w:pPr>
               <w:spacing w:line="360" w:lineRule="auto"/>
               <w:rPr>
-                <w:rFonts w:ascii="Poppins" w:hAnsi="Poppins" w:cs="Poppins"/>
+                <w:rFonts w:ascii="Poppins" w:hAnsi="Poppins" w:cs="Poppins" w:eastAsia="Poppins"/>
                 <w:b/>
                 <w:bCs/>
                 <w:sz w:val="20"/>
@@ -190,7 +190,7 @@
             </w:pPr>
             <w:r>
               <w:rPr>
-                <w:rFonts w:ascii="Poppins" w:hAnsi="Poppins" w:cs="Poppins"/>
+                <w:rFonts w:ascii="Poppins" w:hAnsi="Poppins" w:cs="Poppins" w:eastAsia="Poppins"/>
                 <w:b/>
                 <w:bCs/>
                 <w:sz w:val="20"/>
@@ -209,7 +209,7 @@
             <w:pPr>
               <w:jc w:val="center"/>
               <w:rPr>
-                <w:rFonts w:ascii="Poppins" w:hAnsi="Poppins" w:cs="Poppins"/>
+                <w:rFonts w:ascii="Poppins" w:hAnsi="Poppins" w:cs="Poppins" w:eastAsia="Poppins"/>
                 <w:b/>
                 <w:caps/>
                 <w:spacing w:val="50"/>
@@ -230,7 +230,7 @@
             <w:pPr>
               <w:spacing w:line="360" w:lineRule="auto"/>
               <w:rPr>
-                <w:rFonts w:ascii="Poppins" w:hAnsi="Poppins" w:cs="Poppins"/>
+                <w:rFonts w:ascii="Poppins" w:hAnsi="Poppins" w:cs="Poppins" w:eastAsia="Poppins"/>
                 <w:b/>
                 <w:bCs/>
                 <w:sz w:val="20"/>
@@ -239,7 +239,7 @@
             </w:pPr>
             <w:r>
               <w:rPr>
-                <w:rFonts w:ascii="Poppins" w:hAnsi="Poppins" w:cs="Poppins"/>
+                <w:rFonts w:ascii="Poppins" w:hAnsi="Poppins" w:cs="Poppins" w:eastAsia="Poppins"/>
                 <w:b/>
                 <w:bCs/>
                 <w:sz w:val="20"/>
@@ -258,7 +258,7 @@
             <w:pPr>
               <w:jc w:val="center"/>
               <w:rPr>
-                <w:rFonts w:ascii="Poppins" w:hAnsi="Poppins" w:cs="Poppins"/>
+                <w:rFonts w:ascii="Poppins" w:hAnsi="Poppins" w:cs="Poppins" w:eastAsia="Poppins"/>
                 <w:b/>
                 <w:caps/>
                 <w:spacing w:val="50"/>
@@ -276,7 +276,7 @@
         <w:spacing w:line="360" w:lineRule="auto"/>
         <w:jc w:val="both"/>
         <w:rPr>
-          <w:rFonts w:ascii="Poppins" w:hAnsi="Poppins" w:cs="Poppins"/>
+          <w:rFonts w:ascii="Poppins" w:hAnsi="Poppins" w:cs="Poppins" w:eastAsia="Poppins"/>
           <w:sz w:val="20"/>
           <w:szCs w:val="20"/>
         </w:rPr>
@@ -287,14 +287,14 @@
         <w:spacing w:line="360" w:lineRule="auto"/>
         <w:jc w:val="both"/>
         <w:rPr>
-          <w:rFonts w:ascii="Poppins" w:hAnsi="Poppins" w:cs="Poppins"/>
-          <w:sz w:val="20"/>
-          <w:szCs w:val="20"/>
-        </w:rPr>
-      </w:pPr>
-      <w:r>
-        <w:rPr>
-          <w:rFonts w:ascii="Poppins" w:hAnsi="Poppins" w:cs="Poppins"/>
+          <w:rFonts w:ascii="Poppins" w:hAnsi="Poppins" w:cs="Poppins" w:eastAsia="Poppins"/>
+          <w:sz w:val="20"/>
+          <w:szCs w:val="20"/>
+        </w:rPr>
+      </w:pPr>
+      <w:r>
+        <w:rPr>
+          <w:rFonts w:ascii="Poppins" w:hAnsi="Poppins" w:cs="Poppins" w:eastAsia="Poppins"/>
           <w:sz w:val="20"/>
           <w:szCs w:val="20"/>
         </w:rPr>
@@ -302,7 +302,7 @@
       </w:r>
       <w:r>
         <w:rPr>
-          <w:rFonts w:ascii="Poppins" w:hAnsi="Poppins" w:cs="Poppins"/>
+          <w:rFonts w:ascii="Poppins" w:hAnsi="Poppins" w:cs="Poppins" w:eastAsia="Poppins"/>
           <w:sz w:val="20"/>
           <w:szCs w:val="20"/>
         </w:rPr>
@@ -310,7 +310,7 @@
       </w:r>
       <w:r>
         <w:rPr>
-          <w:rFonts w:ascii="Poppins" w:hAnsi="Poppins" w:cs="Poppins"/>
+          <w:rFonts w:ascii="Poppins" w:hAnsi="Poppins" w:cs="Poppins" w:eastAsia="Poppins"/>
           <w:sz w:val="20"/>
           <w:szCs w:val="20"/>
         </w:rPr>
@@ -318,7 +318,7 @@
       </w:r>
       <w:r>
         <w:rPr>
-          <w:rFonts w:ascii="Poppins" w:hAnsi="Poppins" w:cs="Poppins"/>
+          <w:rFonts w:ascii="Poppins" w:hAnsi="Poppins" w:cs="Poppins" w:eastAsia="Poppins"/>
           <w:sz w:val="20"/>
           <w:szCs w:val="20"/>
         </w:rPr>
@@ -326,7 +326,7 @@
       </w:r>
       <w:r>
         <w:rPr>
-          <w:rFonts w:ascii="Poppins" w:hAnsi="Poppins" w:cs="Poppins"/>
+          <w:rFonts w:ascii="Poppins" w:hAnsi="Poppins" w:cs="Poppins" w:eastAsia="Poppins"/>
           <w:b/>
           <w:sz w:val="20"/>
           <w:szCs w:val="20"/>
@@ -336,7 +336,7 @@
       <w:proofErr w:type="gramStart"/>
       <w:r>
         <w:rPr>
-          <w:rFonts w:ascii="Poppins" w:hAnsi="Poppins" w:cs="Poppins"/>
+          <w:rFonts w:ascii="Poppins" w:hAnsi="Poppins" w:cs="Poppins" w:eastAsia="Poppins"/>
           <w:b/>
           <w:sz w:val="20"/>
           <w:szCs w:val="20"/>
@@ -346,7 +346,7 @@
       <w:proofErr w:type="gramEnd"/>
       <w:r>
         <w:rPr>
-          <w:rFonts w:ascii="Poppins" w:hAnsi="Poppins" w:cs="Poppins"/>
+          <w:rFonts w:ascii="Poppins" w:hAnsi="Poppins" w:cs="Poppins" w:eastAsia="Poppins"/>
           <w:b/>
           <w:sz w:val="20"/>
           <w:szCs w:val="20"/>
@@ -355,7 +355,7 @@
       </w:r>
       <w:r>
         <w:rPr>
-          <w:rFonts w:ascii="Poppins" w:hAnsi="Poppins" w:cs="Poppins"/>
+          <w:rFonts w:ascii="Poppins" w:hAnsi="Poppins" w:cs="Poppins" w:eastAsia="Poppins"/>
           <w:sz w:val="20"/>
           <w:szCs w:val="20"/>
         </w:rPr>
@@ -363,7 +363,7 @@
       </w:r>
       <w:r>
         <w:rPr>
-          <w:rFonts w:ascii="Poppins" w:hAnsi="Poppins" w:cs="Poppins"/>
+          <w:rFonts w:ascii="Poppins" w:hAnsi="Poppins" w:cs="Poppins" w:eastAsia="Poppins"/>
           <w:b/>
           <w:sz w:val="20"/>
           <w:szCs w:val="20"/>
@@ -372,7 +372,7 @@
       </w:r>
       <w:r>
         <w:rPr>
-          <w:rFonts w:ascii="Poppins" w:hAnsi="Poppins" w:cs="Poppins"/>
+          <w:rFonts w:ascii="Poppins" w:hAnsi="Poppins" w:cs="Poppins" w:eastAsia="Poppins"/>
           <w:i/>
           <w:sz w:val="20"/>
           <w:szCs w:val="20"/>
@@ -381,7 +381,7 @@
       </w:r>
       <w:r>
         <w:rPr>
-          <w:rFonts w:ascii="Poppins" w:hAnsi="Poppins" w:cs="Poppins"/>
+          <w:rFonts w:ascii="Poppins" w:hAnsi="Poppins" w:cs="Poppins" w:eastAsia="Poppins"/>
           <w:i/>
           <w:sz w:val="20"/>
           <w:szCs w:val="20"/>
@@ -390,7 +390,7 @@
       </w:r>
       <w:r>
         <w:rPr>
-          <w:rFonts w:ascii="Poppins" w:hAnsi="Poppins" w:cs="Poppins"/>
+          <w:rFonts w:ascii="Poppins" w:hAnsi="Poppins" w:cs="Poppins" w:eastAsia="Poppins"/>
           <w:sz w:val="20"/>
           <w:szCs w:val="20"/>
         </w:rPr>
@@ -398,7 +398,7 @@
       </w:r>
       <w:r>
         <w:rPr>
-          <w:rFonts w:ascii="Poppins" w:hAnsi="Poppins" w:cs="Poppins"/>
+          <w:rFonts w:ascii="Poppins" w:hAnsi="Poppins" w:cs="Poppins" w:eastAsia="Poppins"/>
           <w:b/>
           <w:sz w:val="20"/>
           <w:szCs w:val="20"/>
@@ -407,7 +407,7 @@
       </w:r>
       <w:r>
         <w:rPr>
-          <w:rFonts w:ascii="Poppins" w:hAnsi="Poppins" w:cs="Poppins"/>
+          <w:rFonts w:ascii="Poppins" w:hAnsi="Poppins" w:cs="Poppins" w:eastAsia="Poppins"/>
           <w:sz w:val="20"/>
           <w:szCs w:val="20"/>
         </w:rPr>
@@ -415,7 +415,7 @@
       </w:r>
       <w:r>
         <w:rPr>
-          <w:rFonts w:ascii="Poppins" w:hAnsi="Poppins" w:cs="Poppins"/>
+          <w:rFonts w:ascii="Poppins" w:hAnsi="Poppins" w:cs="Poppins" w:eastAsia="Poppins"/>
           <w:sz w:val="20"/>
           <w:szCs w:val="20"/>
         </w:rPr>
@@ -423,7 +423,7 @@
       </w:r>
       <w:r>
         <w:rPr>
-          <w:rFonts w:ascii="Poppins" w:hAnsi="Poppins" w:cs="Poppins"/>
+          <w:rFonts w:ascii="Poppins" w:hAnsi="Poppins" w:cs="Poppins" w:eastAsia="Poppins"/>
           <w:sz w:val="20"/>
           <w:szCs w:val="20"/>
         </w:rPr>
@@ -431,7 +431,7 @@
       </w:r>
       <w:r>
         <w:rPr>
-          <w:rFonts w:ascii="Poppins" w:hAnsi="Poppins" w:cs="Poppins"/>
+          <w:rFonts w:ascii="Poppins" w:hAnsi="Poppins" w:cs="Poppins" w:eastAsia="Poppins"/>
           <w:sz w:val="20"/>
           <w:szCs w:val="20"/>
         </w:rPr>
@@ -440,7 +440,7 @@
       <w:proofErr w:type="gramStart"/>
       <w:r>
         <w:rPr>
-          <w:rFonts w:ascii="Poppins" w:hAnsi="Poppins" w:cs="Poppins"/>
+          <w:rFonts w:ascii="Poppins" w:hAnsi="Poppins" w:cs="Poppins" w:eastAsia="Poppins"/>
           <w:sz w:val="20"/>
           <w:szCs w:val="20"/>
         </w:rPr>
@@ -449,7 +449,7 @@
       <w:proofErr w:type="gramEnd"/>
       <w:r>
         <w:rPr>
-          <w:rFonts w:ascii="Poppins" w:hAnsi="Poppins" w:cs="Poppins"/>
+          <w:rFonts w:ascii="Poppins" w:hAnsi="Poppins" w:cs="Poppins" w:eastAsia="Poppins"/>
           <w:sz w:val="20"/>
           <w:szCs w:val="20"/>
         </w:rPr>
@@ -457,7 +457,7 @@
       </w:r>
       <w:r>
         <w:rPr>
-          <w:rFonts w:ascii="Poppins" w:hAnsi="Poppins" w:cs="Poppins"/>
+          <w:rFonts w:ascii="Poppins" w:hAnsi="Poppins" w:cs="Poppins" w:eastAsia="Poppins"/>
           <w:sz w:val="20"/>
           <w:szCs w:val="20"/>
         </w:rPr>
@@ -468,7 +468,7 @@
       <w:pPr>
         <w:jc w:val="both"/>
         <w:rPr>
-          <w:rFonts w:ascii="Poppins" w:hAnsi="Poppins" w:cs="Poppins"/>
+          <w:rFonts w:ascii="Poppins" w:hAnsi="Poppins" w:cs="Poppins" w:eastAsia="Poppins"/>
           <w:sz w:val="16"/>
           <w:szCs w:val="16"/>
         </w:rPr>
@@ -478,14 +478,14 @@
       <w:pPr>
         <w:jc w:val="both"/>
         <w:rPr>
-          <w:rFonts w:ascii="Poppins" w:hAnsi="Poppins" w:cs="Poppins"/>
-          <w:sz w:val="20"/>
-          <w:szCs w:val="20"/>
-        </w:rPr>
-      </w:pPr>
-      <w:r>
-        <w:rPr>
-          <w:rFonts w:ascii="Poppins" w:hAnsi="Poppins" w:cs="Poppins"/>
+          <w:rFonts w:ascii="Poppins" w:hAnsi="Poppins" w:cs="Poppins" w:eastAsia="Poppins"/>
+          <w:sz w:val="20"/>
+          <w:szCs w:val="20"/>
+        </w:rPr>
+      </w:pPr>
+      <w:r>
+        <w:rPr>
+          <w:rFonts w:ascii="Poppins" w:hAnsi="Poppins" w:cs="Poppins" w:eastAsia="Poppins"/>
           <w:sz w:val="20"/>
           <w:szCs w:val="20"/>
         </w:rPr>
@@ -493,7 +493,7 @@
       </w:r>
       <w:r>
         <w:rPr>
-          <w:rFonts w:ascii="Poppins" w:hAnsi="Poppins" w:cs="Poppins"/>
+          <w:rFonts w:ascii="Poppins" w:hAnsi="Poppins" w:cs="Poppins" w:eastAsia="Poppins"/>
           <w:sz w:val="20"/>
           <w:szCs w:val="20"/>
           <w:highlight w:val="yellow"/>
@@ -508,14 +508,14 @@
         </w:tabs>
         <w:jc w:val="both"/>
         <w:rPr>
-          <w:rFonts w:ascii="Poppins" w:hAnsi="Poppins" w:cs="Poppins"/>
+          <w:rFonts w:ascii="Poppins" w:hAnsi="Poppins" w:cs="Poppins" w:eastAsia="Poppins"/>
           <w:sz w:val="16"/>
           <w:szCs w:val="16"/>
         </w:rPr>
       </w:pPr>
       <w:r>
         <w:rPr>
-          <w:rFonts w:ascii="Poppins" w:hAnsi="Poppins" w:cs="Poppins"/>
+          <w:rFonts w:ascii="Poppins" w:hAnsi="Poppins" w:cs="Poppins" w:eastAsia="Poppins"/>
           <w:sz w:val="16"/>
           <w:szCs w:val="16"/>
         </w:rPr>
@@ -531,14 +531,14 @@
         <w:ind w:firstLine="6521"/>
         <w:jc w:val="both"/>
         <w:rPr>
-          <w:rFonts w:ascii="Poppins" w:hAnsi="Poppins" w:cs="Poppins"/>
+          <w:rFonts w:ascii="Poppins" w:hAnsi="Poppins" w:cs="Poppins" w:eastAsia="Poppins"/>
           <w:sz w:val="16"/>
           <w:szCs w:val="16"/>
         </w:rPr>
       </w:pPr>
       <w:r>
         <w:rPr>
-          <w:rFonts w:ascii="Poppins" w:hAnsi="Poppins" w:cs="Poppins"/>
+          <w:rFonts w:ascii="Poppins" w:hAnsi="Poppins" w:cs="Poppins" w:eastAsia="Poppins"/>
           <w:sz w:val="16"/>
           <w:szCs w:val="16"/>
         </w:rPr>
@@ -552,7 +552,7 @@
         </w:tabs>
         <w:jc w:val="both"/>
         <w:rPr>
-          <w:rFonts w:ascii="Poppins" w:hAnsi="Poppins" w:cs="Poppins"/>
+          <w:rFonts w:ascii="Poppins" w:hAnsi="Poppins" w:cs="Poppins" w:eastAsia="Poppins"/>
           <w:sz w:val="16"/>
           <w:szCs w:val="16"/>
         </w:rPr>
@@ -566,14 +566,14 @@
         <w:spacing w:line="240" w:lineRule="auto"/>
         <w:jc w:val="both"/>
         <w:rPr>
-          <w:rFonts w:ascii="Poppins" w:hAnsi="Poppins" w:cs="Poppins"/>
-          <w:sz w:val="20"/>
-          <w:szCs w:val="20"/>
-        </w:rPr>
-      </w:pPr>
-      <w:r>
-        <w:rPr>
-          <w:rFonts w:ascii="Poppins" w:hAnsi="Poppins" w:cs="Poppins"/>
+          <w:rFonts w:ascii="Poppins" w:hAnsi="Poppins" w:cs="Poppins" w:eastAsia="Poppins"/>
+          <w:sz w:val="20"/>
+          <w:szCs w:val="20"/>
+        </w:rPr>
+      </w:pPr>
+      <w:r>
+        <w:rPr>
+          <w:rFonts w:ascii="Poppins" w:hAnsi="Poppins" w:cs="Poppins" w:eastAsia="Poppins"/>
           <w:sz w:val="20"/>
           <w:szCs w:val="20"/>
         </w:rPr>
@@ -581,7 +581,7 @@
       </w:r>
       <w:r>
         <w:rPr>
-          <w:rFonts w:ascii="Poppins" w:hAnsi="Poppins" w:cs="Poppins"/>
+          <w:rFonts w:ascii="Poppins" w:hAnsi="Poppins" w:cs="Poppins" w:eastAsia="Poppins"/>
           <w:sz w:val="20"/>
           <w:szCs w:val="20"/>
         </w:rPr>
@@ -589,7 +589,7 @@
       </w:r>
       <w:r>
         <w:rPr>
-          <w:rFonts w:ascii="Poppins" w:hAnsi="Poppins" w:cs="Poppins"/>
+          <w:rFonts w:ascii="Poppins" w:hAnsi="Poppins" w:cs="Poppins" w:eastAsia="Poppins"/>
           <w:sz w:val="20"/>
           <w:szCs w:val="20"/>
         </w:rPr>
@@ -597,7 +597,7 @@
       </w:r>
       <w:r>
         <w:rPr>
-          <w:rFonts w:ascii="Poppins" w:hAnsi="Poppins" w:cs="Poppins"/>
+          <w:rFonts w:ascii="Poppins" w:hAnsi="Poppins" w:cs="Poppins" w:eastAsia="Poppins"/>
           <w:sz w:val="20"/>
           <w:szCs w:val="20"/>
         </w:rPr>
@@ -612,7 +612,7 @@
         <w:spacing w:line="240" w:lineRule="auto"/>
         <w:jc w:val="both"/>
         <w:rPr>
-          <w:rFonts w:ascii="Poppins" w:hAnsi="Poppins" w:cs="Poppins"/>
+          <w:rFonts w:ascii="Poppins" w:hAnsi="Poppins" w:cs="Poppins" w:eastAsia="Poppins"/>
           <w:sz w:val="20"/>
           <w:szCs w:val="20"/>
         </w:rPr>
@@ -626,14 +626,14 @@
         <w:spacing w:line="240" w:lineRule="auto"/>
         <w:jc w:val="both"/>
         <w:rPr>
-          <w:rFonts w:ascii="Poppins" w:hAnsi="Poppins" w:cs="Poppins"/>
-          <w:sz w:val="20"/>
-          <w:szCs w:val="20"/>
-        </w:rPr>
-      </w:pPr>
-      <w:r>
-        <w:rPr>
-          <w:rFonts w:ascii="Poppins" w:hAnsi="Poppins" w:cs="Poppins"/>
+          <w:rFonts w:ascii="Poppins" w:hAnsi="Poppins" w:cs="Poppins" w:eastAsia="Poppins"/>
+          <w:sz w:val="20"/>
+          <w:szCs w:val="20"/>
+        </w:rPr>
+      </w:pPr>
+      <w:r>
+        <w:rPr>
+          <w:rFonts w:ascii="Poppins" w:hAnsi="Poppins" w:cs="Poppins" w:eastAsia="Poppins"/>
           <w:sz w:val="20"/>
           <w:szCs w:val="20"/>
         </w:rPr>
@@ -641,7 +641,7 @@
       </w:r>
       <w:r>
         <w:rPr>
-          <w:rFonts w:ascii="Poppins" w:hAnsi="Poppins" w:cs="Poppins"/>
+          <w:rFonts w:ascii="Poppins" w:hAnsi="Poppins" w:cs="Poppins" w:eastAsia="Poppins"/>
           <w:sz w:val="20"/>
           <w:szCs w:val="20"/>
         </w:rPr>
@@ -649,7 +649,7 @@
       </w:r>
       <w:r>
         <w:rPr>
-          <w:rFonts w:ascii="Poppins" w:hAnsi="Poppins" w:cs="Poppins"/>
+          <w:rFonts w:ascii="Poppins" w:hAnsi="Poppins" w:cs="Poppins" w:eastAsia="Poppins"/>
           <w:sz w:val="20"/>
           <w:szCs w:val="20"/>
           <w:highlight w:val="yellow"/>
@@ -665,14 +665,14 @@
         <w:spacing w:line="240" w:lineRule="auto"/>
         <w:jc w:val="both"/>
         <w:rPr>
-          <w:rFonts w:ascii="Poppins" w:hAnsi="Poppins" w:cs="Poppins"/>
+          <w:rFonts w:ascii="Poppins" w:hAnsi="Poppins" w:cs="Poppins" w:eastAsia="Poppins"/>
           <w:sz w:val="16"/>
           <w:szCs w:val="16"/>
         </w:rPr>
       </w:pPr>
       <w:r>
         <w:rPr>
-          <w:rFonts w:ascii="Poppins" w:hAnsi="Poppins" w:cs="Poppins"/>
+          <w:rFonts w:ascii="Poppins" w:hAnsi="Poppins" w:cs="Poppins" w:eastAsia="Poppins"/>
           <w:sz w:val="16"/>
           <w:szCs w:val="16"/>
         </w:rPr>
@@ -680,7 +680,7 @@
       </w:r>
       <w:r>
         <w:rPr>
-          <w:rFonts w:ascii="Poppins" w:hAnsi="Poppins" w:cs="Poppins"/>
+          <w:rFonts w:ascii="Poppins" w:hAnsi="Poppins" w:cs="Poppins" w:eastAsia="Poppins"/>
           <w:sz w:val="16"/>
           <w:szCs w:val="16"/>
         </w:rPr>
@@ -697,14 +697,14 @@
         <w:ind w:firstLine="6521"/>
         <w:jc w:val="both"/>
         <w:rPr>
-          <w:rFonts w:ascii="Poppins" w:hAnsi="Poppins" w:cs="Poppins"/>
+          <w:rFonts w:ascii="Poppins" w:hAnsi="Poppins" w:cs="Poppins" w:eastAsia="Poppins"/>
           <w:sz w:val="16"/>
           <w:szCs w:val="16"/>
         </w:rPr>
       </w:pPr>
       <w:r>
         <w:rPr>
-          <w:rFonts w:ascii="Poppins" w:hAnsi="Poppins" w:cs="Poppins"/>
+          <w:rFonts w:ascii="Poppins" w:hAnsi="Poppins" w:cs="Poppins" w:eastAsia="Poppins"/>
           <w:sz w:val="16"/>
           <w:szCs w:val="16"/>
         </w:rPr>
@@ -714,7 +714,7 @@
     <w:p>
       <w:pPr>
         <w:rPr>
-          <w:rFonts w:ascii="Poppins" w:hAnsi="Poppins" w:cs="Poppins"/>
+          <w:rFonts w:ascii="Poppins" w:hAnsi="Poppins" w:cs="Poppins" w:eastAsia="Poppins"/>
           <w:sz w:val="16"/>
           <w:szCs w:val="16"/>
         </w:rPr>
@@ -736,7 +736,7 @@
   <w:docDefaults>
     <w:rPrDefault>
       <w:rPr>
-        <w:rFonts w:asciiTheme="minorHAnsi" w:eastAsiaTheme="minorHAnsi" w:hAnsiTheme="minorHAnsi" w:cstheme="minorBidi"/>
+        <w:rFonts w:ascii="Poppins" w:hAnsi="Poppins" w:eastAsia="Poppins" w:cs="Poppins"/>
         <w:sz w:val="22"/>
         <w:szCs w:val="22"/>
         <w:lang w:val="hu-HU" w:eastAsia="en-US" w:bidi="ar-SA"/>
@@ -1182,7 +1182,7 @@
       <w:spacing w:after="0" w:line="240" w:lineRule="auto"/>
     </w:pPr>
     <w:rPr>
-      <w:rFonts w:ascii="Segoe UI" w:hAnsi="Segoe UI" w:cs="Segoe UI"/>
+      <w:rFonts w:ascii="Poppins" w:hAnsi="Poppins" w:cs="Poppins" w:eastAsia="Poppins"/>
       <w:sz w:val="18"/>
       <w:szCs w:val="18"/>
     </w:rPr>
@@ -1195,7 +1195,7 @@
     <w:semiHidden/>
     <w:rsid w:val="00613FC4"/>
     <w:rPr>
-      <w:rFonts w:ascii="Segoe UI" w:hAnsi="Segoe UI" w:cs="Segoe UI"/>
+      <w:rFonts w:ascii="Poppins" w:hAnsi="Poppins" w:cs="Poppins" w:eastAsia="Poppins"/>
       <w:sz w:val="18"/>
       <w:szCs w:val="18"/>
     </w:rPr>
@@ -1265,9 +1265,9 @@
     </a:clrScheme>
     <a:fontScheme name="Office">
       <a:majorFont>
-        <a:latin typeface="Calibri Light" panose="020F0302020204030204"/>
-        <a:ea typeface=""/>
-        <a:cs typeface=""/>
+        <a:latin typeface="Poppins" panose="020F0302020204030204"/>
+        <a:ea typeface="Poppins"/>
+        <a:cs typeface="Poppins"/>
         <a:font script="Jpan" typeface="游ゴシック Light"/>
         <a:font script="Hang" typeface="맑은 고딕"/>
         <a:font script="Hans" typeface="等线 Light"/>
@@ -1300,9 +1300,9 @@
         <a:font script="Geor" typeface="Sylfaen"/>
       </a:majorFont>
       <a:minorFont>
-        <a:latin typeface="Calibri" panose="020F0502020204030204"/>
-        <a:ea typeface=""/>
-        <a:cs typeface=""/>
+        <a:latin typeface="Poppins" panose="020F0502020204030204"/>
+        <a:ea typeface="Poppins"/>
+        <a:cs typeface="Poppins"/>
         <a:font script="Jpan" typeface="游明朝"/>
         <a:font script="Hang" typeface="맑은 고딕"/>
         <a:font script="Hans" typeface="等线"/>
